--- a/docs/plgp_summary_report.docx
+++ b/docs/plgp_summary_report.docx
@@ -128,10 +128,10 @@
         <w:rPr>
           <w:b/>
         </w:rPr>
-        <w:t>v1.0.5</w:t>
+        <w:t>v1.0.6</w:t>
       </w:r>
       <w:r>
-        <w:t>(2026-08-29)</w:t>
+        <w:t>(2026-09-18)</w:t>
       </w:r>
     </w:p>
     <w:p>
@@ -586,6 +586,66 @@
         <w:t>「题库来自高中化学课标经典反应 111 条」删除括号内「经质量守恒自动校验」说明(校验为工程内部保障, 无需向玩家展示)</w:t>
       </w:r>
     </w:p>
+    <w:p>
+      <w:pPr>
+        <w:pStyle w:val="Heading3"/>
+      </w:pPr>
+      <w:r>
+        <w:t>v1.0.6(2026-09-18)</w:t>
+      </w:r>
+    </w:p>
+    <w:p>
+      <w:r>
+        <w:rPr>
+          <w:i/>
+          <w:color w:val="666666"/>
+        </w:rPr>
+        <w:t>更新贡献人:ps</w:t>
+      </w:r>
+    </w:p>
+    <w:p>
+      <w:r/>
+      <w:r>
+        <w:rPr>
+          <w:b/>
+        </w:rPr>
+        <w:t>结算错题展示</w:t>
+      </w:r>
+      <w:r/>
+    </w:p>
+    <w:p>
+      <w:pPr>
+        <w:pStyle w:val="ListBullet"/>
+      </w:pPr>
+      <w:r>
+        <w:t>结算画面新增「本局错题」区块: 本局配错过的方程式</w:t>
+      </w:r>
+      <w:r>
+        <w:rPr>
+          <w:b/>
+        </w:rPr>
+        <w:t>逐一给出完整正确方程式</w:t>
+      </w:r>
+      <w:r>
+        <w:t>(系数绿色高亮, 复用方程卡片渲染), 并附玩家当时的错误作答; 全对则不展示</w:t>
+      </w:r>
+    </w:p>
+    <w:p>
+      <w:pPr>
+        <w:pStyle w:val="ListBullet"/>
+      </w:pPr>
+      <w:r>
+        <w:t>错题本记录于对局状态(`wrongBook`): 按题去重(同一题多次配错只记一条, 更新为最后一次错误作答); 结算后随对局重置</w:t>
+      </w:r>
+    </w:p>
+    <w:p>
+      <w:pPr>
+        <w:pStyle w:val="ListBullet"/>
+      </w:pPr>
+      <w:r>
+        <w:t>测试: 新增错题本用例(记录/去重/更新作答/多题累计); 全量 131 项通过</w:t>
+      </w:r>
+    </w:p>
     <w:sectPr>
       <w:pgSz w:w="12240" w:h="15840"/>
       <w:pgMar w:top="1440" w:right="1800" w:bottom="1440" w:left="1800" w:header="720" w:footer="720" w:gutter="0"/>

--- a/docs/plgp_summary_report.docx
+++ b/docs/plgp_summary_report.docx
@@ -128,7 +128,7 @@
         <w:rPr>
           <w:b/>
         </w:rPr>
-        <w:t>v1.0.6</w:t>
+        <w:t>v1.0.7</w:t>
       </w:r>
       <w:r>
         <w:t>(2026-09-18)</w:t>
@@ -646,6 +646,49 @@
         <w:t>测试: 新增错题本用例(记录/去重/更新作答/多题累计); 全量 131 项通过</w:t>
       </w:r>
     </w:p>
+    <w:p>
+      <w:pPr>
+        <w:pStyle w:val="Heading3"/>
+      </w:pPr>
+      <w:r>
+        <w:t>v1.0.7(2026-09-18)</w:t>
+      </w:r>
+    </w:p>
+    <w:p>
+      <w:r>
+        <w:rPr>
+          <w:i/>
+          <w:color w:val="666666"/>
+        </w:rPr>
+        <w:t>更新贡献人:ps</w:t>
+      </w:r>
+    </w:p>
+    <w:p>
+      <w:r/>
+      <w:r>
+        <w:rPr>
+          <w:b/>
+        </w:rPr>
+        <w:t>方程卡片两行结构化渲染</w:t>
+      </w:r>
+      <w:r/>
+    </w:p>
+    <w:p>
+      <w:pPr>
+        <w:pStyle w:val="ListBullet"/>
+      </w:pPr>
+      <w:r>
+        <w:t>渲染改为结构化两行: 反应物一行、生成物一行(条件箭头独立居中行)——行内不折行, 手机上方程式整体稳定在 1~2 行, 不再被随意换行拆成 3 行</w:t>
+      </w:r>
+    </w:p>
+    <w:p>
+      <w:pPr>
+        <w:pStyle w:val="ListBullet"/>
+      </w:pPr>
+      <w:r>
+        <w:t>系数格缩窄(w-9→w-7)、物质式字号移动端微降(text-sm, 桌面不变), 各行均匀居中</w:t>
+      </w:r>
+    </w:p>
     <w:sectPr>
       <w:pgSz w:w="12240" w:h="15840"/>
       <w:pgMar w:top="1440" w:right="1800" w:bottom="1440" w:left="1800" w:header="720" w:footer="720" w:gutter="0"/>
